--- a/assets/downloads/nis2-kohaldamismemo-mall.docx
+++ b/assets/downloads/nis2-kohaldamismemo-mall.docx
@@ -59,7 +59,7 @@
         <w:pStyle w:val="Date"/>
       </w:pPr>
       <w:r>
-        <w:t xml:space="preserve">2026-10-24</w:t>
+        <w:t xml:space="preserve">2026-10-27</w:t>
       </w:r>
     </w:p>
     <w:bookmarkStart w:id="30" w:name="nis2-kohaldamismemo-mall"/>
@@ -368,40 +368,31 @@
     </w:p>
     <w:p>
       <w:pPr>
+        <w:pStyle w:val="Compact"/>
         <w:numPr>
           <w:ilvl w:val="0"/>
           <w:numId w:val="1002"/>
         </w:numPr>
-        <w:pStyle w:val="Compact"/>
-      </w:pPr>
-      <w:r>
-        <w:rPr>
-          <w:bCs/>
-          <w:b/>
-        </w:rPr>
-        <w:t xml:space="preserve">Kuulub gruppi:</w:t>
-      </w:r>
-      <w:r>
-        <w:t xml:space="preserve"> </w:t>
-      </w:r>
-      <w:r>
-        <w:t xml:space="preserve">[jah/ei];</w:t>
-      </w:r>
-      <w:r>
-        <w:t xml:space="preserve"> </w:t>
-      </w:r>
-      <w:r>
-        <w:rPr>
-          <w:bCs/>
-          <w:b/>
-        </w:rPr>
-        <w:t xml:space="preserve">grupitasandi näitajad:</w:t>
-      </w:r>
-      <w:r>
-        <w:t xml:space="preserve"> </w:t>
-      </w:r>
-      <w:r>
-        <w:t xml:space="preserve">[number]</w:t>
+      </w:pPr>
+      <w:r>
+        <w:rPr>
+          <w:bCs/>
+          <w:b/>
+        </w:rPr>
+        <w:t xml:space="preserve">Partner- ja sidusettevõtted:</w:t>
+      </w:r>
+      <w:r>
+        <w:t xml:space="preserve"> [loetelu või „ei ole“]; </w:t>
+      </w:r>
+      <w:r>
+        <w:rPr>
+          <w:bCs/>
+          <w:b/>
+        </w:rPr>
+        <w:t xml:space="preserve">kas üksus on teenuste osutamisel kasutatavates süsteemides nendest sõltumatu (KüTS § 3 lg 7):</w:t>
+      </w:r>
+      <w:r>
+        <w:t xml:space="preserve"> [jah/ei]</w:t>
       </w:r>
     </w:p>
     <w:p>
@@ -431,7 +422,23 @@
         <w:pStyle w:val="BlockText"/>
       </w:pPr>
       <w:r>
-        <w:t xml:space="preserve">Hinda suurust ja gruppi koos. Üksinda töötajate arv ei pruugi otsustada, kui tegevus vastab teatud teenuse või rolli tunnustele.</w:t>
+        <w:t xml:space="preserve">Ei piisa ainult sektorist ega ainult suurusest. Kontrolli, kas sinu tegevus on KüTS § 3 loetelus ja kas selle kategooria suuruskriteerium on täidetud (tavaliselt vähemalt 50 töötajat JA aastakäive või bilansimaht üle 10 mln €; üliolulistel 250 töötajat JA bilanss üle 43 mln € või käive üle 50 mln €).</w:t>
+      </w:r>
+    </w:p>
+    <w:p>
+      <w:pPr>
+        <w:pStyle w:val="BlockText"/>
+      </w:pPr>
+      <w:r>
+        <w:t xml:space="preserve">Mõned kategooriad kehtivad suurusest sõltumata (KüTS § 3 lg 2 ja lg 4).</w:t>
+      </w:r>
+    </w:p>
+    <w:p>
+      <w:pPr>
+        <w:pStyle w:val="BlockText"/>
+      </w:pPr>
+      <w:r>
+        <w:t xml:space="preserve">Grupi andmeid ei liideta automaatselt. Partneri- ja sidusettevõtja andmeid ei arvestata, kui üksus on teenuste osutamisel kasutatavates süsteemides nendest sõltumatu (KüTS § 3 lg 7).</w:t>
       </w:r>
     </w:p>
     <w:bookmarkEnd w:id="21"/>
@@ -534,27 +541,40 @@
     </w:p>
     <w:p>
       <w:pPr>
+        <w:pStyle w:val="Compact"/>
         <w:numPr>
           <w:ilvl w:val="0"/>
           <w:numId w:val="1003"/>
         </w:numPr>
-        <w:pStyle w:val="Compact"/>
-      </w:pPr>
-      <w:r>
-        <w:rPr>
-          <w:bCs/>
-          <w:b/>
-        </w:rPr>
-        <w:t xml:space="preserve">Esmased turvameetmed rakendatud:</w:t>
-      </w:r>
-      <w:r>
-        <w:t xml:space="preserve"> </w:t>
-      </w:r>
-      <w:r>
-        <w:t xml:space="preserve">[jah/osaliselt/ei];</w:t>
-      </w:r>
-      <w:r>
-        <w:t xml:space="preserve"> </w:t>
+      </w:pPr>
+      <w:r>
+        <w:rPr>
+          <w:bCs/>
+          <w:b/>
+        </w:rPr>
+        <w:t xml:space="preserve">Turvameetmed (art 21 lg 2):</w:t>
+      </w:r>
+      <w:r>
+        <w:t xml:space="preserve"> märgi iga punkti kohta, kas see on rakendatud (jah / osaliselt / ei) ja mis on tõend.</w:t>
+      </w:r>
+    </w:p>
+    <w:p>
+      <w:pPr>
+        <w:pStyle w:val="Compact"/>
+        <w:numPr>
+          <w:ilvl w:val="0"/>
+          <w:numId w:val="1003"/>
+        </w:numPr>
+      </w:pPr>
+      <w:r>
+        <w:rPr>
+          <w:bCs/>
+          <w:b/>
+        </w:rPr>
+        <w:t xml:space="preserve">(a) Riskianalüüs ja infosüsteemide turvalisuse poliitika:</w:t>
+      </w:r>
+      <w:r>
+        <w:t xml:space="preserve"> [jah / osaliselt / ei]; </w:t>
       </w:r>
       <w:r>
         <w:rPr>
@@ -564,10 +584,335 @@
         <w:t xml:space="preserve">tõend:</w:t>
       </w:r>
       <w:r>
-        <w:t xml:space="preserve"> </w:t>
-      </w:r>
-      <w:r>
-        <w:t xml:space="preserve">[viide]</w:t>
+        <w:t xml:space="preserve"> [viide]</w:t>
+      </w:r>
+    </w:p>
+    <w:p>
+      <w:pPr>
+        <w:pStyle w:val="Compact"/>
+        <w:numPr>
+          <w:ilvl w:val="0"/>
+          <w:numId w:val="1003"/>
+        </w:numPr>
+      </w:pPr>
+      <w:r>
+        <w:rPr>
+          <w:bCs/>
+          <w:b/>
+        </w:rPr>
+        <w:t xml:space="preserve">(b) Intsidentide käsitlemine:</w:t>
+      </w:r>
+      <w:r>
+        <w:t xml:space="preserve"> [jah / osaliselt / ei]; </w:t>
+      </w:r>
+      <w:r>
+        <w:rPr>
+          <w:bCs/>
+          <w:b/>
+        </w:rPr>
+        <w:t xml:space="preserve">tõend:</w:t>
+      </w:r>
+      <w:r>
+        <w:t xml:space="preserve"> [viide]</w:t>
+      </w:r>
+    </w:p>
+    <w:p>
+      <w:pPr>
+        <w:pStyle w:val="Compact"/>
+        <w:numPr>
+          <w:ilvl w:val="0"/>
+          <w:numId w:val="1003"/>
+        </w:numPr>
+      </w:pPr>
+      <w:r>
+        <w:rPr>
+          <w:bCs/>
+          <w:b/>
+        </w:rPr>
+        <w:t xml:space="preserve">(c) Toimepidevus, varukoopiate haldus ja taastamine ning kriisijuhtimine:</w:t>
+      </w:r>
+      <w:r>
+        <w:t xml:space="preserve"> [jah / osaliselt / ei]; </w:t>
+      </w:r>
+      <w:r>
+        <w:rPr>
+          <w:bCs/>
+          <w:b/>
+        </w:rPr>
+        <w:t xml:space="preserve">tõend:</w:t>
+      </w:r>
+      <w:r>
+        <w:t xml:space="preserve"> [viide]</w:t>
+      </w:r>
+    </w:p>
+    <w:p>
+      <w:pPr>
+        <w:pStyle w:val="Compact"/>
+        <w:numPr>
+          <w:ilvl w:val="0"/>
+          <w:numId w:val="1003"/>
+        </w:numPr>
+      </w:pPr>
+      <w:r>
+        <w:rPr>
+          <w:bCs/>
+          <w:b/>
+        </w:rPr>
+        <w:t xml:space="preserve">(d) Tarneahela turvalisus:</w:t>
+      </w:r>
+      <w:r>
+        <w:t xml:space="preserve"> [jah / osaliselt / ei]; </w:t>
+      </w:r>
+      <w:r>
+        <w:rPr>
+          <w:bCs/>
+          <w:b/>
+        </w:rPr>
+        <w:t xml:space="preserve">tõend:</w:t>
+      </w:r>
+      <w:r>
+        <w:t xml:space="preserve"> [viide]</w:t>
+      </w:r>
+    </w:p>
+    <w:p>
+      <w:pPr>
+        <w:pStyle w:val="Compact"/>
+        <w:numPr>
+          <w:ilvl w:val="0"/>
+          <w:numId w:val="1003"/>
+        </w:numPr>
+      </w:pPr>
+      <w:r>
+        <w:rPr>
+          <w:bCs/>
+          <w:b/>
+        </w:rPr>
+        <w:t xml:space="preserve">(e) Turvalisus hankimisel, arendamisel ja hooldamisel:</w:t>
+      </w:r>
+      <w:r>
+        <w:t xml:space="preserve"> [jah / osaliselt / ei]; </w:t>
+      </w:r>
+      <w:r>
+        <w:rPr>
+          <w:bCs/>
+          <w:b/>
+        </w:rPr>
+        <w:t xml:space="preserve">tõend:</w:t>
+      </w:r>
+      <w:r>
+        <w:t xml:space="preserve"> [viide]</w:t>
+      </w:r>
+    </w:p>
+    <w:p>
+      <w:pPr>
+        <w:pStyle w:val="Compact"/>
+        <w:numPr>
+          <w:ilvl w:val="0"/>
+          <w:numId w:val="1003"/>
+        </w:numPr>
+      </w:pPr>
+      <w:r>
+        <w:rPr>
+          <w:bCs/>
+          <w:b/>
+        </w:rPr>
+        <w:t xml:space="preserve">(f) Riskijuhtimismeetmete tõhususe hindamine:</w:t>
+      </w:r>
+      <w:r>
+        <w:t xml:space="preserve"> [jah / osaliselt / ei]; </w:t>
+      </w:r>
+      <w:r>
+        <w:rPr>
+          <w:bCs/>
+          <w:b/>
+        </w:rPr>
+        <w:t xml:space="preserve">tõend:</w:t>
+      </w:r>
+      <w:r>
+        <w:t xml:space="preserve"> [viide]</w:t>
+      </w:r>
+    </w:p>
+    <w:p>
+      <w:pPr>
+        <w:pStyle w:val="Compact"/>
+        <w:numPr>
+          <w:ilvl w:val="0"/>
+          <w:numId w:val="1003"/>
+        </w:numPr>
+      </w:pPr>
+      <w:r>
+        <w:rPr>
+          <w:bCs/>
+          <w:b/>
+        </w:rPr>
+        <w:t xml:space="preserve">(g) Küberhügieen ja küberturvalisuse koolitus:</w:t>
+      </w:r>
+      <w:r>
+        <w:t xml:space="preserve"> [jah / osaliselt / ei]; </w:t>
+      </w:r>
+      <w:r>
+        <w:rPr>
+          <w:bCs/>
+          <w:b/>
+        </w:rPr>
+        <w:t xml:space="preserve">tõend:</w:t>
+      </w:r>
+      <w:r>
+        <w:t xml:space="preserve"> [viide]</w:t>
+      </w:r>
+    </w:p>
+    <w:p>
+      <w:pPr>
+        <w:pStyle w:val="Compact"/>
+        <w:numPr>
+          <w:ilvl w:val="0"/>
+          <w:numId w:val="1003"/>
+        </w:numPr>
+      </w:pPr>
+      <w:r>
+        <w:rPr>
+          <w:bCs/>
+          <w:b/>
+        </w:rPr>
+        <w:t xml:space="preserve">(h) Krüptograafia ja krüpteerimine:</w:t>
+      </w:r>
+      <w:r>
+        <w:t xml:space="preserve"> [jah / osaliselt / ei]; </w:t>
+      </w:r>
+      <w:r>
+        <w:rPr>
+          <w:bCs/>
+          <w:b/>
+        </w:rPr>
+        <w:t xml:space="preserve">tõend:</w:t>
+      </w:r>
+      <w:r>
+        <w:t xml:space="preserve"> [viide]</w:t>
+      </w:r>
+    </w:p>
+    <w:p>
+      <w:pPr>
+        <w:pStyle w:val="Compact"/>
+        <w:numPr>
+          <w:ilvl w:val="0"/>
+          <w:numId w:val="1003"/>
+        </w:numPr>
+      </w:pPr>
+      <w:r>
+        <w:rPr>
+          <w:bCs/>
+          <w:b/>
+        </w:rPr>
+        <w:t xml:space="preserve">(i) Personaliturvalisus, juurdepääsukontroll ja varahaldus:</w:t>
+      </w:r>
+      <w:r>
+        <w:t xml:space="preserve"> [jah / osaliselt / ei]; </w:t>
+      </w:r>
+      <w:r>
+        <w:rPr>
+          <w:bCs/>
+          <w:b/>
+        </w:rPr>
+        <w:t xml:space="preserve">tõend:</w:t>
+      </w:r>
+      <w:r>
+        <w:t xml:space="preserve"> [viide]</w:t>
+      </w:r>
+    </w:p>
+    <w:p>
+      <w:pPr>
+        <w:pStyle w:val="Compact"/>
+        <w:numPr>
+          <w:ilvl w:val="0"/>
+          <w:numId w:val="1003"/>
+        </w:numPr>
+      </w:pPr>
+      <w:r>
+        <w:rPr>
+          <w:bCs/>
+          <w:b/>
+        </w:rPr>
+        <w:t xml:space="preserve">(j) Mitmefaktorautentimine ja turvaline side (sh hädaolukorra side):</w:t>
+      </w:r>
+      <w:r>
+        <w:t xml:space="preserve"> [jah / osaliselt / ei]; </w:t>
+      </w:r>
+      <w:r>
+        <w:rPr>
+          <w:bCs/>
+          <w:b/>
+        </w:rPr>
+        <w:t xml:space="preserve">tõend:</w:t>
+      </w:r>
+      <w:r>
+        <w:t xml:space="preserve"> [viide]</w:t>
+      </w:r>
+    </w:p>
+    <w:p>
+      <w:pPr>
+        <w:pStyle w:val="Compact"/>
+        <w:numPr>
+          <w:ilvl w:val="0"/>
+          <w:numId w:val="1003"/>
+        </w:numPr>
+      </w:pPr>
+      <w:r>
+        <w:rPr>
+          <w:bCs/>
+          <w:b/>
+        </w:rPr>
+        <w:t xml:space="preserve">Juhtorgani kohustused (art 20 / KüTS § 6¹):</w:t>
+      </w:r>
+      <w:r>
+        <w:t xml:space="preserve"> [jah / osaliselt / ei]; </w:t>
+      </w:r>
+      <w:r>
+        <w:rPr>
+          <w:bCs/>
+          <w:b/>
+        </w:rPr>
+        <w:t xml:space="preserve">tõend:</w:t>
+      </w:r>
+      <w:r>
+        <w:t xml:space="preserve"> [viide]</w:t>
+      </w:r>
+    </w:p>
+    <w:p>
+      <w:pPr>
+        <w:pStyle w:val="Compact"/>
+        <w:numPr>
+          <w:ilvl w:val="0"/>
+          <w:numId w:val="1003"/>
+        </w:numPr>
+      </w:pPr>
+      <w:r>
+        <w:rPr>
+          <w:bCs/>
+          <w:b/>
+        </w:rPr>
+        <w:t xml:space="preserve">Intsidendist teatamine (KüTS § 8):</w:t>
+      </w:r>
+      <w:r>
+        <w:t xml:space="preserve"> olulise mõjuga küberintsidendi korral esmane teade hiljemalt 24 tunni jooksul, intsidenditeade hiljemalt 72 tunni jooksul ja lõpparuanne ühe kuu jooksul intsidenditeate esitamisest. Kanal: RIA raport (CERT-EE). Vabatahtlik teatamine: KüTS § 8¹.</w:t>
+      </w:r>
+    </w:p>
+    <w:p>
+      <w:pPr>
+        <w:pStyle w:val="Compact"/>
+        <w:numPr>
+          <w:ilvl w:val="0"/>
+          <w:numId w:val="1003"/>
+        </w:numPr>
+      </w:pPr>
+      <w:r>
+        <w:rPr>
+          <w:bCs/>
+          <w:b/>
+        </w:rPr>
+        <w:t xml:space="preserve">Isikuandmete rikkumine (GDPR art 33):</w:t>
+      </w:r>
+      <w:r>
+        <w:t xml:space="preserve"> Andmekaitse Inspektsioonile (AKI) 72 tunni jooksul, kui rikkumine tõenäoliselt ohustab füüsiliste isikute õigusi ja vabadusi; volitatud töötleja teavitab vastutavat töötlejat viivitamata.</w:t>
       </w:r>
     </w:p>
     <w:bookmarkEnd w:id="22"/>
@@ -987,14 +1332,14 @@
     </w:p>
     <w:p>
       <w:pPr>
+        <w:pStyle w:val="Compact"/>
         <w:numPr>
           <w:ilvl w:val="0"/>
           <w:numId w:val="1006"/>
         </w:numPr>
-        <w:pStyle w:val="Compact"/>
-      </w:pPr>
-      <w:r>
-        <w:t xml:space="preserve">Küberturvalisuse seadus (KüTS), kehtiv redaktsioon:</w:t>
+      </w:pPr>
+      <w:r>
+        <w:t xml:space="preserve">KüTS kehtiv redaktsioon 16.10.2026 (RT I, 06.10.2026, 2; muutmise seadus RT I, 06.10.2026, 1):</w:t>
       </w:r>
       <w:r>
         <w:t xml:space="preserve"> </w:t>
@@ -1010,6 +1355,24 @@
     </w:p>
     <w:p>
       <w:pPr>
+        <w:pStyle w:val="Compact"/>
+        <w:numPr>
+          <w:ilvl w:val="0"/>
+          <w:numId w:val="1006"/>
+        </w:numPr>
+      </w:pPr>
+      <w:r>
+        <w:t xml:space="preserve">NIS2 direktiiv (EL) 2022/2555 (art 20 ja art 21 lg 2):</w:t>
+      </w:r>
+      <w:r>
+        <w:t xml:space="preserve"> </w:t>
+      </w:r>
+      <w:r>
+        <w:t xml:space="preserve">https://eur-lex.europa.eu/eli/dir/2022/2555/oj</w:t>
+      </w:r>
+    </w:p>
+    <w:p>
+      <w:pPr>
         <w:numPr>
           <w:ilvl w:val="0"/>
           <w:numId w:val="1006"/>
@@ -1033,14 +1396,14 @@
     </w:p>
     <w:p>
       <w:pPr>
+        <w:pStyle w:val="Compact"/>
         <w:numPr>
           <w:ilvl w:val="0"/>
           <w:numId w:val="1006"/>
         </w:numPr>
-        <w:pStyle w:val="Compact"/>
-      </w:pPr>
-      <w:r>
-        <w:t xml:space="preserve">EIS NIS2 toetus:</w:t>
+      </w:pPr>
+      <w:r>
+        <w:t xml:space="preserve">EIS NIS2 toetus (olek kontrollitud 27.10.2026; kontrolli enne taotlemist):</w:t>
       </w:r>
       <w:r>
         <w:t xml:space="preserve"> </w:t>
